--- a/QED Course/Lesson 17 Klein Gordon Equation.docx
+++ b/QED Course/Lesson 17 Klein Gordon Equation.docx
@@ -8,7 +8,7 @@
         <w:jc w:val="center"/>
       </w:pPr>
       <w:r>
-        <w:t>Klein Gordon Equation</w:t>
+        <w:t>Klein–Gordon Equation</w:t>
       </w:r>
     </w:p>
     <w:p>
@@ -58,7 +58,7 @@
     </w:p>
     <w:p>
       <w:pPr>
-        <w:pStyle w:val="Heading1"/>
+        <w:pStyle w:val="Heading2"/>
       </w:pPr>
       <w:r>
         <w:t>How to use this lesson</w:t>
@@ -66,17 +66,17 @@
     </w:p>
     <w:p>
       <w:r>
-        <w:t>Lesson 11 built the Schrodinger equation from the nonrelativistic energy relation E = p²/2m and flagged, in its closing section, that the result cannot be Lorentz covariant. The most direct fix is to start over with the correct relativistic relation, E² = |p|² + m² from Lesson 3, and apply the same operator correspondence, E → i∂_t, p → −i∇, used before. This lesson carries that program through completely: it derives the resulting equation, solves it for a free particle, and finds its plane-wave spectrum matches every requirement of special relativity.</w:t>
+        <w:t>Lesson 11 built the Schrödinger equation from the nonrelativistic energy relation E = p²/2m and flagged, in its closing section, that the result cannot be Lorentz covariant. The most direct fix is to start over with the correct relativistic relation, E² = |p|² + m² from Lesson 3, and apply the same operator correspondence, E → i∂_t, p → −i∇, used before. This lesson carries that program through completely: it derives the resulting equation, solves it for a free particle, and finds its plane-wave spectrum matches every requirement of special relativity.</w:t>
       </w:r>
     </w:p>
     <w:p>
       <w:r>
-        <w:t>It also uncovers, honestly and in full, the equation's central difficulty: the probability current that worked so well in Lesson 9 is no longer positive definite. This is not a minor blemish to be patched; it is the reason the historically first relativistic wave equation was set aside for several years in favor of Dirac's very different approach (Lesson 19). Understanding exactly where and why the Klein Gordon current fails is essential preparation for appreciating what Dirac's equation gets right, and for understanding, once Lesson 32 reinterprets this same equation as a field equation rather than a single-particle wave equation, why the difficulty disappears entirely when reread that way. Expect six to eight focused hours; the natural-unit convention ℏ = c = 1 of Lesson 3 is back in force from here to the end of the course.</w:t>
+        <w:t>It also uncovers, honestly and in full, the equation's central difficulty: the probability current that worked so well in Lesson 9 is no longer positive definite. This is not a minor blemish to be patched; it is the reason the historically first relativistic wave equation was set aside for several years in favor of Dirac's very different approach (Lesson 19). Understanding exactly where and why the Klein–Gordon current fails is essential preparation for appreciating what Dirac's equation gets right, and for understanding, once Lesson 32 reinterprets this same equation as a field equation rather than a single-particle wave equation, why the difficulty disappears entirely when reread that way. Expect six to eight focused hours; the natural-unit convention ℏ = c = 1 of Lesson 3 is back in force from here to the end of the course.</w:t>
       </w:r>
     </w:p>
     <w:p>
       <w:pPr>
-        <w:pStyle w:val="Heading2"/>
+        <w:pStyle w:val="Heading3"/>
       </w:pPr>
       <w:r>
         <w:t>Learning objectives</w:t>
@@ -87,7 +87,7 @@
         <w:pStyle w:val="ListBullet"/>
       </w:pPr>
       <w:r>
-        <w:t>Derive the Klein Gordon equation from E² = |p|² + m² by direct operator substitution.</w:t>
+        <w:t>Derive the Klein–Gordon equation from E² = |p|² + m² by direct operator substitution.</w:t>
       </w:r>
     </w:p>
     <w:p>
@@ -111,7 +111,7 @@
         <w:pStyle w:val="ListBullet"/>
       </w:pPr>
       <w:r>
-        <w:t>Construct the Klein Gordon probability current and show it fails to be positive definite.</w:t>
+        <w:t>Construct the Klein–Gordon probability current and show it fails to be positive definite.</w:t>
       </w:r>
     </w:p>
     <w:p>
@@ -127,7 +127,7 @@
         <w:pStyle w:val="ListBullet"/>
       </w:pPr>
       <w:r>
-        <w:t>Solve the Klein Gordon equation for a free particle in a box and compare its spectrum with the nonrelativistic case.</w:t>
+        <w:t>Solve the Klein–Gordon equation for a free particle in a box and compare its spectrum with the nonrelativistic case.</w:t>
       </w:r>
     </w:p>
     <w:p>
@@ -135,7 +135,7 @@
         <w:pStyle w:val="ListBullet"/>
       </w:pPr>
       <w:r>
-        <w:t>State the nonrelativistic limit of the equation and recover the Schrodinger equation from it.</w:t>
+        <w:t>State the nonrelativistic limit of the equation and recover the Schrödinger equation from it.</w:t>
       </w:r>
     </w:p>
     <w:p>
@@ -143,12 +143,12 @@
         <w:pStyle w:val="ListBullet"/>
       </w:pPr>
       <w:r>
-        <w:t>Recognize the Klein Gordon equation as the correct free-field equation for a spin-0 particle, a status confirmed only once quantized in Lesson 32.</w:t>
+        <w:t>Recognize the Klein–Gordon equation as the correct free-field equation for a spin-0 particle, a status confirmed only once quantized in Lesson 32.</w:t>
       </w:r>
     </w:p>
     <w:p>
       <w:pPr>
-        <w:pStyle w:val="Heading2"/>
+        <w:pStyle w:val="Heading3"/>
       </w:pPr>
       <w:r>
         <w:t>Notation and conventions</w:t>
@@ -244,7 +244,7 @@
           </w:tcPr>
           <w:p>
             <w:r>
-              <w:t>Klein Gordon field or wave function, x = (t, x)</w:t>
+              <w:t>Klein–Gordon field or wave function, x = (t, x)</w:t>
             </w:r>
           </w:p>
         </w:tc>
@@ -392,7 +392,7 @@
           </w:tcPr>
           <w:p>
             <w:r>
-              <w:t>Klein Gordon four-current</w:t>
+              <w:t>Klein–Gordon four-current</w:t>
             </w:r>
           </w:p>
         </w:tc>
@@ -474,7 +474,7 @@
     </w:tbl>
     <w:p>
       <w:pPr>
-        <w:pStyle w:val="Heading1"/>
+        <w:pStyle w:val="Heading2"/>
       </w:pPr>
       <w:r>
         <w:t>1 Deriving the equation</w:t>
@@ -482,7 +482,7 @@
     </w:p>
     <w:p>
       <w:pPr>
-        <w:pStyle w:val="Heading2"/>
+        <w:pStyle w:val="Heading3"/>
       </w:pPr>
       <w:r>
         <w:t>1.1 Direct promotion of the energy relation</w:t>
@@ -820,12 +820,12 @@
     </w:p>
     <w:p>
       <w:r>
-        <w:t>This is the Klein Gordon equation. Unlike the Schrodinger equation, it is second order in time as well as in space, treating the two on an equal footing, exactly the symmetry required by Lorentz covariance and identified as missing in Lesson 11, Section 7.</w:t>
+        <w:t>This is the Klein–Gordon equation. Unlike the Schrödinger equation, it is second order in time as well as in space, treating the two on an equal footing, exactly the symmetry required by Lorentz covariance and identified as missing in Lesson 11, Section 7.</w:t>
       </w:r>
     </w:p>
     <w:p>
       <w:pPr>
-        <w:pStyle w:val="Heading2"/>
+        <w:pStyle w:val="Heading3"/>
       </w:pPr>
       <w:r>
         <w:t>1.2 Manifest covariance</w:t>
@@ -837,10 +837,11 @@
       </w:r>
     </w:p>
     <w:p>
-      <w:pPr>
-        <w:pStyle w:val="Heading3"/>
-      </w:pPr>
       <w:r>
+        <w:rPr>
+          <w:b/>
+          <w:i/>
+        </w:rPr>
         <w:t>Worked example 1</w:t>
       </w:r>
     </w:p>
@@ -851,7 +852,7 @@
     </w:p>
     <w:p>
       <w:pPr>
-        <w:pStyle w:val="Heading1"/>
+        <w:pStyle w:val="Heading2"/>
       </w:pPr>
       <w:r>
         <w:t>2 Plane-wave solutions</w:t>
@@ -859,7 +860,7 @@
     </w:p>
     <w:p>
       <w:pPr>
-        <w:pStyle w:val="Heading2"/>
+        <w:pStyle w:val="Heading3"/>
       </w:pPr>
       <w:r>
         <w:t>2.1 The dispersion relation</w:t>
@@ -1095,7 +1096,7 @@
     </w:p>
     <w:p>
       <w:pPr>
-        <w:pStyle w:val="Heading2"/>
+        <w:pStyle w:val="Heading3"/>
       </w:pPr>
       <w:r>
         <w:t>2.2 The negative-energy branch</w:t>
@@ -1107,10 +1108,11 @@
       </w:r>
     </w:p>
     <w:p>
-      <w:pPr>
-        <w:pStyle w:val="Heading3"/>
-      </w:pPr>
       <w:r>
+        <w:rPr>
+          <w:b/>
+          <w:i/>
+        </w:rPr>
         <w:t>Worked example 2</w:t>
       </w:r>
     </w:p>
@@ -1121,15 +1123,15 @@
     </w:p>
     <w:p>
       <w:pPr>
-        <w:pStyle w:val="Heading1"/>
+        <w:pStyle w:val="Heading2"/>
       </w:pPr>
       <w:r>
-        <w:t>3 The Klein Gordon current</w:t>
+        <w:t>3 The Klein–Gordon current</w:t>
       </w:r>
     </w:p>
     <w:p>
       <w:pPr>
-        <w:pStyle w:val="Heading2"/>
+        <w:pStyle w:val="Heading3"/>
       </w:pPr>
       <w:r>
         <w:t>3.1 Constructing a conserved current</w:t>
@@ -1137,7 +1139,7 @@
     </w:p>
     <w:p>
       <w:r>
-        <w:t>Following the method of Lesson 9, Section 3.1, seek a current j^μ satisfying ∂_μj^μ = 0 whenever φ solves the Klein Gordon equation. Multiply the equation by φ* and subtract the complex conjugate equation multiplied by φ.</w:t>
+        <w:t>Following the method of Lesson 9, Section 3.1, seek a current j^μ satisfying ∂_μj^μ = 0 whenever φ solves the Klein–Gordon equation. Multiply the equation by φ* and subtract the complex conjugate equation multiplied by φ.</w:t>
       </w:r>
     </w:p>
     <w:p>
@@ -1308,21 +1310,12 @@
     </w:p>
     <w:p>
       <w:r>
-        <w:t>Defining j^μ = i(φ</w:t>
-      </w:r>
-      <w:r>
-        <w:rPr>
-          <w:i/>
-        </w:rPr>
-        <w:t>∂^μφ − φ∂^μφ</w:t>
-      </w:r>
-      <w:r>
-        <w:t>) (the factor of i chosen so that j^μ is real, since the bracket is purely imaginary, being the difference of a quantity and its own complex conjugate up to sign), this satisfies ∂_μj^μ = 0, a genuine conserved current in exactly the sense of Lesson 7's charge conservation and Lesson 9's probability conservation.</w:t>
+        <w:t>Defining j^μ = i(φ*∂^μφ − φ∂^μφ*) (the factor of i chosen so that j^μ is real, since the bracket is purely imaginary, being the difference of a quantity and its own complex conjugate up to sign), this satisfies ∂_μj^μ = 0, a genuine conserved current in exactly the sense of Lesson 7's charge conservation and Lesson 9's probability conservation.</w:t>
       </w:r>
     </w:p>
     <w:p>
       <w:pPr>
-        <w:pStyle w:val="Heading2"/>
+        <w:pStyle w:val="Heading3"/>
       </w:pPr>
       <w:r>
         <w:t>3.2 The time component is not positive definite</w:t>
@@ -1402,25 +1395,21 @@
     </w:p>
     <w:p>
       <w:r>
-        <w:t>For the positive-energy plane wave φ = Ne^(−iE_pt+ip·x), ρ = i(φ</w:t>
+        <w:t>For the positive-energy plane wave φ = Ne^(−iE_pt+ip·x), ρ = i(φ*(−iE_p)φ − φ(iE_p)φ*) = 2E_p|N|², positive, as hoped. But for the negative-energy plane wave φ = Ne^(iE_pt+ip·x) (using E → −E_p in the exponent, per Section 2.1), the same calculation gives ρ = i(φ*(iE_p)φ − φ(−iE_p)φ*) = −2E_p|N|², negative. The quantity ρ, meant to be interpreted as a probability density exactly as in Lesson 9, can be negative, which is nonsensical for a probability.</w:t>
       </w:r>
+    </w:p>
+    <w:p>
       <w:r>
         <w:rPr>
+          <w:b/>
           <w:i/>
         </w:rPr>
-        <w:t>(−iE_p)φ − φ(iE_p)φ</w:t>
+        <w:t>Worked example 3</w:t>
       </w:r>
+    </w:p>
+    <w:p>
       <w:r>
-        <w:t>) = 2E_p|N|², positive, as hoped. But for the negative-energy plane wave φ = Ne^(iE_pt+ip·x) (using E → −E_p in the exponent, per Section 2.1), the same calculation gives ρ = i(φ</w:t>
-      </w:r>
-      <w:r>
-        <w:rPr>
-          <w:i/>
-        </w:rPr>
-        <w:t>(iE_p)φ − φ(−iE_p)φ</w:t>
-      </w:r>
-      <w:r>
-        <w:t>) = −2E_p|N|², negative. The quantity ρ, meant to be interpreted as a probability density exactly as in Lesson 9, can be negative, which is nonsensical for a probability.</w:t>
+        <w:t>Verify the sign of ρ for the negative-energy plane wave by direct substitution. With φ = Ne^(iE_pt+ip·x), ∂_tφ = iE_pφ, so φ*∂_tφ = iE_p|φ|² and φ∂_tφ* (using ∂_tφ* = −iE_pφ*) = −iE_p|φ|². Then ρ = i(iE_p|φ|² − (−iE_p|φ|²)) = i(2iE_p|φ|²) = −2E_p|φ|², confirming the negative sign for E_p &gt; 0.</w:t>
       </w:r>
     </w:p>
     <w:p>
@@ -1428,30 +1417,26 @@
         <w:pStyle w:val="Heading3"/>
       </w:pPr>
       <w:r>
-        <w:t>Worked example 3</w:t>
+        <w:t>3.3 Why this is a real obstruction, not a choice of convention</w:t>
       </w:r>
     </w:p>
     <w:p>
       <w:r>
-        <w:t>Verify the sign of ρ for the negative-energy plane wave by direct substitution. With φ = Ne^(iE_pt+ip·x), ∂_tφ = iE_pφ, so φ</w:t>
+        <w:t>The sign problem cannot be fixed by an alternative choice of current, because it traces directly back to the equation being second order in time: a second-order equation requires both φ and ∂_tφ as independent initial data (unlike the first-order Schrödinger equation, where ψ(x,0) alone determines all later times), and this extra freedom is exactly what allows ρ, built from a bilinear combination of φ and its time derivative, to take either sign depending on the relative phase between them. Any current built to be conserved for a second-order equation of this general type will inherit this feature; it is not a defect of one particular choice of j^μ but a structural feature of the equation itself.</w:t>
       </w:r>
+    </w:p>
+    <w:p>
       <w:r>
         <w:rPr>
+          <w:b/>
           <w:i/>
         </w:rPr>
-        <w:t>∂_tφ = iE_p|φ|² and φ∂_tφ</w:t>
+        <w:t>Worked example 4</w:t>
       </w:r>
+    </w:p>
+    <w:p>
       <w:r>
-        <w:t xml:space="preserve"> (using ∂_tφ</w:t>
-      </w:r>
-      <w:r>
-        <w:rPr>
-          <w:i/>
-        </w:rPr>
-        <w:t xml:space="preserve"> = −iE_pφ</w:t>
-      </w:r>
-      <w:r>
-        <w:t>) = −iE_p|φ|². Then ρ = i(iE_p|φ|² − (−iE_p|φ|²)) = i(2iE_p|φ|²) = −2E_p|φ|², confirming the negative sign for E_p &gt; 0.</w:t>
+        <w:t>Show concretely that a general real solution can have ρ of either sign. Take φ = a e^(−iE_pt+ip·x) + b e^(iE_pt+ip·x) (a superposition of positive and negative energy modes with the same p). Computing ρ = i(φ*∂_tφ−φ∂_tφ*) produces a term 2E_p(|a|²−|b|²) from the two modes separately, plus interference terms oscillating at frequency 2E_p; for |b|&gt;|a|, even the non-oscillating part of ρ is negative, confirming that the sign is not fixed once and for all but depends on the state, precisely because both modes are independently present as allowed data.</w:t>
       </w:r>
     </w:p>
     <w:p>
@@ -1459,47 +1444,12 @@
         <w:pStyle w:val="Heading2"/>
       </w:pPr>
       <w:r>
-        <w:t>3.3 Why this is a real obstruction, not a choice of convention</w:t>
-      </w:r>
-    </w:p>
-    <w:p>
-      <w:r>
-        <w:t>The sign problem cannot be fixed by an alternative choice of current, because it traces directly back to the equation being second order in time: a second-order equation requires both φ and ∂_tφ as independent initial data (unlike the first-order Schrodinger equation, where ψ(x,0) alone determines all later times), and this extra freedom is exactly what allows ρ, built from a bilinear combination of φ and its time derivative, to take either sign depending on the relative phase between them. Any current built to be conserved for a second-order equation of this general type will inherit this feature; it is not a defect of one particular choice of j^μ but a structural feature of the equation itself.</w:t>
+        <w:t>4 The Klein–Gordon particle in a box</w:t>
       </w:r>
     </w:p>
     <w:p>
       <w:pPr>
         <w:pStyle w:val="Heading3"/>
-      </w:pPr>
-      <w:r>
-        <w:t>Worked example 4</w:t>
-      </w:r>
-    </w:p>
-    <w:p>
-      <w:r>
-        <w:t>Show concretely that a general real solution can have ρ of either sign. Take φ = a e^(−iE_pt+ip·x) + b e^(iE_pt+ip·x) (a superposition of positive and negative energy modes with the same p). Computing ρ = i(φ</w:t>
-      </w:r>
-      <w:r>
-        <w:rPr>
-          <w:i/>
-        </w:rPr>
-        <w:t>∂_tφ−φ∂_tφ</w:t>
-      </w:r>
-      <w:r>
-        <w:t>) produces a term 2E_p(|a|²−|b|²) from the two modes separately, plus interference terms oscillating at frequency 2E_p; for |b|&gt;|a|, even the non-oscillating part of ρ is negative, confirming that the sign is not fixed once and for all but depends on the state, precisely because both modes are independently present as allowed data.</w:t>
-      </w:r>
-    </w:p>
-    <w:p>
-      <w:pPr>
-        <w:pStyle w:val="Heading1"/>
-      </w:pPr>
-      <w:r>
-        <w:t>4 The Klein Gordon particle in a box</w:t>
-      </w:r>
-    </w:p>
-    <w:p>
-      <w:pPr>
-        <w:pStyle w:val="Heading2"/>
       </w:pPr>
       <w:r>
         <w:t>4.1 Setup</w:t>
@@ -1512,7 +1462,7 @@
     </w:p>
     <w:p>
       <w:pPr>
-        <w:pStyle w:val="Heading2"/>
+        <w:pStyle w:val="Heading3"/>
       </w:pPr>
       <w:r>
         <w:t>4.2 The spectrum</w:t>
@@ -1604,10 +1554,11 @@
       </w:r>
     </w:p>
     <w:p>
-      <w:pPr>
-        <w:pStyle w:val="Heading3"/>
-      </w:pPr>
       <w:r>
+        <w:rPr>
+          <w:b/>
+          <w:i/>
+        </w:rPr>
         <w:t>Worked example 5</w:t>
       </w:r>
     </w:p>
@@ -1618,7 +1569,7 @@
     </w:p>
     <w:p>
       <w:pPr>
-        <w:pStyle w:val="Heading1"/>
+        <w:pStyle w:val="Heading2"/>
       </w:pPr>
       <w:r>
         <w:t>5 The nonrelativistic limit</w:t>
@@ -1626,7 +1577,7 @@
     </w:p>
     <w:p>
       <w:pPr>
-        <w:pStyle w:val="Heading2"/>
+        <w:pStyle w:val="Heading3"/>
       </w:pPr>
       <w:r>
         <w:t>5.1 Factoring out the rest energy</w:t>
@@ -1634,15 +1585,15 @@
     </w:p>
     <w:p>
       <w:r>
-        <w:t>To see the Schrodinger equation emerge from the Klein Gordon equation in the appropriate limit, write φ(x,t) = e^(−imt)ψ(x,t), factoring out the rapid oscillation at the rest-mass frequency and leaving ψ to describe only the remaining, slower dynamics, exactly the physical content of the nonrelativistic approximation |p| ≪ m used throughout Lesson 3.</w:t>
+        <w:t>To see the Schrödinger equation emerge from the Klein–Gordon equation in the appropriate limit, write φ(x,t) = e^(−imt)ψ(x,t), factoring out the rapid oscillation at the rest-mass frequency and leaving ψ to describe only the remaining, slower dynamics, exactly the physical content of the nonrelativistic approximation |p| ≪ m used throughout Lesson 3.</w:t>
       </w:r>
     </w:p>
     <w:p>
       <w:pPr>
-        <w:pStyle w:val="Heading2"/>
+        <w:pStyle w:val="Heading3"/>
       </w:pPr>
       <w:r>
-        <w:t>5.2 Recovering the Schrodinger equation</w:t>
+        <w:t>5.2 Recovering the Schrödinger equation</w:t>
       </w:r>
     </w:p>
     <w:p>
@@ -1891,14 +1842,15 @@
     </w:p>
     <w:p>
       <w:r>
-        <w:t>exactly the free Schrodinger equation of Lesson 11. This confirms that the Klein Gordon equation is a genuine relativistic generalization, correctly reducing to established nonrelativistic quantum mechanics in the appropriate limit, precisely the consistency check demanded in Lesson 11, Section 7.2.</w:t>
+        <w:t>exactly the free Schrödinger equation of Lesson 11. This confirms that the Klein–Gordon equation is a genuine relativistic generalization, correctly reducing to established nonrelativistic quantum mechanics in the appropriate limit, precisely the consistency check demanded in Lesson 11, Section 7.2.</w:t>
       </w:r>
     </w:p>
     <w:p>
-      <w:pPr>
-        <w:pStyle w:val="Heading3"/>
-      </w:pPr>
       <w:r>
+        <w:rPr>
+          <w:b/>
+          <w:i/>
+        </w:rPr>
         <w:t>Worked example 6</w:t>
       </w:r>
     </w:p>
@@ -1909,7 +1861,7 @@
     </w:p>
     <w:p>
       <w:pPr>
-        <w:pStyle w:val="Heading1"/>
+        <w:pStyle w:val="Heading2"/>
       </w:pPr>
       <w:r>
         <w:t>6 What is salvageable, and what is not</w:t>
@@ -1917,7 +1869,7 @@
     </w:p>
     <w:p>
       <w:pPr>
-        <w:pStyle w:val="Heading2"/>
+        <w:pStyle w:val="Heading3"/>
       </w:pPr>
       <w:r>
         <w:t>6.1 The equation itself is fine</w:t>
@@ -1925,12 +1877,12 @@
     </w:p>
     <w:p>
       <w:r>
-        <w:t>Nothing in Sections 1 through 2 is wrong: the Klein Gordon equation is a perfectly consistent, Lorentz-covariant wave equation with a sensible dispersion relation and a correct nonrelativistic limit. The difficulty is entirely confined to Section 3's probability interpretation, which was carried over from Lesson 9 without re-examining whether it still makes sense for a second-order equation.</w:t>
+        <w:t>Nothing in Sections 1 through 2 is wrong: the Klein–Gordon equation is a perfectly consistent, Lorentz-covariant wave equation with a sensible dispersion relation and a correct nonrelativistic limit. The difficulty is entirely confined to Section 3's probability interpretation, which was carried over from Lesson 9 without re-examining whether it still makes sense for a second-order equation.</w:t>
       </w:r>
     </w:p>
     <w:p>
       <w:pPr>
-        <w:pStyle w:val="Heading2"/>
+        <w:pStyle w:val="Heading3"/>
       </w:pPr>
       <w:r>
         <w:t>6.2 Why the fix is not attempted here</w:t>
@@ -1942,10 +1894,11 @@
       </w:r>
     </w:p>
     <w:p>
-      <w:pPr>
-        <w:pStyle w:val="Heading3"/>
-      </w:pPr>
       <w:r>
+        <w:rPr>
+          <w:b/>
+          <w:i/>
+        </w:rPr>
         <w:t>Worked example 7</w:t>
       </w:r>
     </w:p>
@@ -1956,7 +1909,7 @@
     </w:p>
     <w:p>
       <w:pPr>
-        <w:pStyle w:val="Heading1"/>
+        <w:pStyle w:val="Heading2"/>
       </w:pPr>
       <w:r>
         <w:t>7 Connections to QED</w:t>
@@ -1994,7 +1947,7 @@
                 <w:b/>
                 <w:color w:val="FFFFFF"/>
               </w:rPr>
-              <w:t>Klein Gordon idea</w:t>
+              <w:t>Klein–Gordon idea</w:t>
             </w:r>
           </w:p>
         </w:tc>
@@ -2220,7 +2173,7 @@
           </w:tcPr>
           <w:p>
             <w:r>
-              <w:t>Nonrelativistic limit reproducing Schrodinger's equation</w:t>
+              <w:t>Nonrelativistic limit reproducing Schrödinger's equation</w:t>
             </w:r>
           </w:p>
         </w:tc>
@@ -2282,12 +2235,12 @@
     </w:tbl>
     <w:p>
       <w:r>
-        <w:t>Although the electron, the particle central to QED, is a spin-1/2 fermion described by the Dirac equation rather than the Klein Gordon equation, every charged spin-0 particle, the charged pion among them, is correctly described by exactly this equation once quantized, and the general strategy developed here, wave equation, plane-wave modes, a troubled single-particle probability interpretation, resolved by promotion to a field, is the template Lesson 19 through Lesson 22 will repeat for the physically central case of spin-1/2.</w:t>
+        <w:t>Although the electron, the particle central to QED, is a spin-1/2 fermion described by the Dirac equation rather than the Klein–Gordon equation, every charged spin-0 particle, the charged pion among them, is correctly described by exactly this equation once quantized, and the general strategy developed here, wave equation, plane-wave modes, a troubled single-particle probability interpretation, resolved by promotion to a field, is the template Lesson 19 through Lesson 22 will repeat for the physically central case of spin-1/2.</w:t>
       </w:r>
     </w:p>
     <w:p>
       <w:pPr>
-        <w:pStyle w:val="Heading1"/>
+        <w:pStyle w:val="Heading2"/>
       </w:pPr>
       <w:r>
         <w:t>8 Summary</w:t>
@@ -2302,7 +2255,7 @@
         </w:numPr>
       </w:pPr>
       <w:r>
-        <w:t>Applying E → i∂_t and p → −i∇ to E² = |p|² + m² gives the Klein Gordon equation (□+m²)φ=0, manifestly Lorentz covariant.</w:t>
+        <w:t>Applying E → i∂_t and p → −i∇ to E² = |p|² + m² gives the Klein–Gordon equation (□+m²)φ=0, manifestly Lorentz covariant.</w:t>
       </w:r>
     </w:p>
     <w:p>
@@ -2326,16 +2279,7 @@
         </w:numPr>
       </w:pPr>
       <w:r>
-        <w:t>A conserved current j^μ = i(φ</w:t>
-      </w:r>
-      <w:r>
-        <w:rPr>
-          <w:i/>
-        </w:rPr>
-        <w:t>∂^μφ−φ∂^μφ</w:t>
-      </w:r>
-      <w:r>
-        <w:t>) exists, but its time component ρ is not positive definite: negative-energy modes give negative ρ.</w:t>
+        <w:t>A conserved current j^μ = i(φ*∂^μφ−φ∂^μφ*) exists, but its time component ρ is not positive definite: negative-energy modes give negative ρ.</w:t>
       </w:r>
     </w:p>
     <w:p>
@@ -2371,7 +2315,7 @@
         </w:numPr>
       </w:pPr>
       <w:r>
-        <w:t>Factoring out e^(−imt) and assuming slow variation recovers the free Schrodinger equation exactly, confirming the correct nonrelativistic limit.</w:t>
+        <w:t>Factoring out e^(−imt) and assuming slow variation recovers the free Schrödinger equation exactly, confirming the correct nonrelativistic limit.</w:t>
       </w:r>
     </w:p>
     <w:p>
@@ -2400,7 +2344,7 @@
     </w:p>
     <w:p>
       <w:pPr>
-        <w:pStyle w:val="Heading1"/>
+        <w:pStyle w:val="Heading2"/>
       </w:pPr>
       <w:r>
         <w:t>Exercises</w:t>
@@ -2534,7 +2478,7 @@
           </w:tcPr>
           <w:p>
             <w:r>
-              <w:t>Show that φ = A cos(E_pt)e^(ip·x) (a real combination of the two energy branches) solves the Klein Gordon equation, and identify it as a superposition of the two plane waves of Section 2.1.</w:t>
+              <w:t>Show that φ = A cos(E_pt)e^(ip·x) (a real combination of the two energy branches) solves the Klein–Gordon equation, and identify it as a superposition of the two plane waves of Section 2.1.</w:t>
             </w:r>
           </w:p>
         </w:tc>
@@ -2608,16 +2552,7 @@
           </w:tcPr>
           <w:p>
             <w:r>
-              <w:t>Verify, by direct differentiation, that ∂_μj^μ=0 for j^μ=i(φ</w:t>
-            </w:r>
-            <w:r>
-              <w:rPr>
-                <w:i/>
-              </w:rPr>
-              <w:t>∂^μφ−φ∂^μφ</w:t>
-            </w:r>
-            <w:r>
-              <w:t>) whenever φ solves the Klein Gordon equation, filling in the steps sketched in Section 3.1.</w:t>
+              <w:t>Verify, by direct differentiation, that ∂_μj^μ=0 for j^μ=i(φ*∂^μφ−φ∂^μφ*) whenever φ solves the Klein–Gordon equation, filling in the steps sketched in Section 3.1.</w:t>
             </w:r>
           </w:p>
         </w:tc>
@@ -2653,7 +2588,7 @@
           </w:tcPr>
           <w:p>
             <w:r>
-              <w:t>For the plane wave of Section 2.1 with positive energy, compute the spatial current j and show j = 2E_p|N|² v, where v = p/E_p is the classical velocity (Lesson 3), matching the nonrelativistic form j=ρv found for the Schrodinger current in Lesson 9.</w:t>
+              <w:t>For the plane wave of Section 2.1 with positive energy, compute the spatial current j and show j = 2E_p|N|² v, where v = p/E_p is the classical velocity (Lesson 3), matching the nonrelativistic form j=ρv found for the Schrödinger current in Lesson 9.</w:t>
             </w:r>
           </w:p>
         </w:tc>
@@ -2727,7 +2662,7 @@
           </w:tcPr>
           <w:p>
             <w:r>
-              <w:t>Show that a Klein Gordon particle in a one-dimensional box of length L with Dirichlet boundary conditions φ(0)=φ(L)=0 has quantized momenta p_n = nπ/L, and write the corresponding energies E_(n) = ±√((nπ/L)²+m²).</w:t>
+              <w:t>Show that a Klein–Gordon particle in a one-dimensional box of length L with Dirichlet boundary conditions φ(0)=φ(L)=0 has quantized momenta p_n = nπ/L, and write the corresponding energies E_(n) = ±√((nπ/L)²+m²).</w:t>
             </w:r>
           </w:p>
         </w:tc>
@@ -2875,7 +2810,7 @@
           </w:tcPr>
           <w:p>
             <w:r>
-              <w:t>Show that if φ solves the Klein Gordon equation, so does φ* (with the sign of the exponent in each plane-wave component reversed relative to φ), and relate this to the existence of both energy branches.</w:t>
+              <w:t>Show that if φ solves the Klein–Gordon equation, so does φ* (with the sign of the exponent in each plane-wave component reversed relative to φ), and relate this to the existence of both energy branches.</w:t>
             </w:r>
           </w:p>
         </w:tc>
@@ -2949,7 +2884,7 @@
           </w:tcPr>
           <w:p>
             <w:r>
-              <w:t>Explain, using the second-order character of the equation, why specifying φ(x,0) alone (without also specifying ∂_tφ(x,0)) is insufficient to determine the future evolution of a Klein Gordon wave function, in contrast with the Schrodinger case.</w:t>
+              <w:t>Explain, using the second-order character of the equation, why specifying φ(x,0) alone (without also specifying ∂_tφ(x,0)) is insufficient to determine the future evolution of a Klein–Gordon wave function, in contrast with the Schrödinger case.</w:t>
             </w:r>
           </w:p>
         </w:tc>
@@ -2987,7 +2922,7 @@
           </w:tcPr>
           <w:p>
             <w:r>
-              <w:t>Show that a real solution of the Klein Gordon equation (φ=φ*) automatically has j^μ=0 everywhere, and explain why this makes real solutions unsuitable as single-particle probability amplitudes for a charged particle.</w:t>
+              <w:t>Show that a real solution of the Klein–Gordon equation (φ=φ*) automatically has j^μ=0 everywhere, and explain why this makes real solutions unsuitable as single-particle probability amplitudes for a charged particle.</w:t>
             </w:r>
           </w:p>
         </w:tc>
@@ -3023,7 +2958,7 @@
           </w:tcPr>
           <w:p>
             <w:r>
-              <w:t>Using the result of Exercise 14, explain why a real Klein Gordon field is the natural candidate for describing a neutral (uncharged) spin-0 particle, anticipating Lesson 30's discussion of which fields can carry a conserved U(1) charge.</w:t>
+              <w:t>Using the result of Exercise 14, explain why a real Klein–Gordon field is the natural candidate for describing a neutral (uncharged) spin-0 particle, anticipating Lesson 30's discussion of which fields can carry a conserved U(1) charge.</w:t>
             </w:r>
           </w:p>
         </w:tc>
@@ -3061,7 +2996,7 @@
           </w:tcPr>
           <w:p>
             <w:r>
-              <w:t>Challenge: show that the energy-momentum structure Eₚ² = |p|²+m² for the Klein Gordon equation, combined with the requirement of a Lorentz-invariant normalization for plane-wave states, forces the natural covariant normalization ⟨p|p′⟩ = 2E_p(2π)³δ³(p−p′) rather than the naive (2π)³δ³(p−p′) used for the nonrelativistic momentum eigenstates of Lesson 12, by showing that 2E_p transforms correctly to compensate for the noninvariance of the naive delta-function measure under a boost (a full derivation is not required; a plausibility argument based on how d³p/E_p is known to be Lorentz invariant suffices).</w:t>
+              <w:t>Challenge: show that the energy-momentum structure Eₚ² = |p|²+m² for the Klein–Gordon equation, combined with the requirement of a Lorentz-invariant normalization for plane-wave states, forces the natural covariant normalization ⟨p|p′⟩ = 2E_p(2π)³δ³(p−p′) rather than the naive (2π)³δ³(p−p′) used for the nonrelativistic momentum eigenstates of Lesson 12, by showing that 2E_p transforms correctly to compensate for the noninvariance of the naive delta-function measure under a boost (a full derivation is not required; a plausibility argument based on how d³p/E_p is known to be Lorentz invariant suffices).</w:t>
             </w:r>
           </w:p>
         </w:tc>
@@ -3069,7 +3004,7 @@
     </w:tbl>
     <w:p>
       <w:pPr>
-        <w:pStyle w:val="Heading1"/>
+        <w:pStyle w:val="Heading2"/>
       </w:pPr>
       <w:r>
         <w:t>Solutions</w:t>
@@ -3086,7 +3021,7 @@
         <w:t xml:space="preserve"> </w:t>
       </w:r>
       <w:r>
-        <w:t>∂_t²φ = −E²φ and ∇²φ = −\|p\|²φ (each derivative brings down the corresponding factor of −iE or ip, and two derivatives give minus the square). Substituting: −E²φ+\|p\|²φ+m²φ = 0, satisfied exactly when E²=\|p\|²+m².</w:t>
+        <w:t>∂_t²φ = −E²φ and ∇²φ = −|p|²φ (each derivative brings down the corresponding factor of −iE or ip, and two derivatives give minus the square). Substituting: −E²φ+|p|²φ+m²φ = 0, satisfied exactly when E²=|p|²+m².</w:t>
       </w:r>
     </w:p>
     <w:p>
@@ -3114,16 +3049,7 @@
         <w:t xml:space="preserve"> </w:t>
       </w:r>
       <w:r>
-        <w:t>Write φ = Af(t)e^(ipx) with f(t) = cos(E_pt), real. Then φ</w:t>
-      </w:r>
-      <w:r>
-        <w:rPr>
-          <w:i/>
-        </w:rPr>
-        <w:t>∂_tφ − φ∂_tφ</w:t>
-      </w:r>
-      <w:r>
-        <w:t xml:space="preserve"> = A²e^(0)[f f′ − f f′] evaluated with complex conjugation only affecting the phase e^(ipx) (which cancels): since f is real, this bilinear combination is not automatically zero only because ρ must instead be computed from the full complex φ = (A/2)e^(−iE_pt+ipx)+(A/2)e^(iE_pt+ipx) of Exercise 2. Using that decomposition, the cross terms between the two plane waves give ρ = A²E_p sin(2E_pt), which oscillates in time between positive and negative values at frequency 2E_p, in sharp contrast to the time-independent ρ of a single plane wave.</w:t>
+        <w:t>Write φ = Af(t)e^(ipx) with f(t) = cos(E_pt), real. Then φ*∂_tφ − φ∂_tφ* = A²e^(0)[f f′ − f f′] evaluated with complex conjugation only affecting the phase e^(ipx) (which cancels): since f is real, this bilinear combination is not automatically zero only because ρ must instead be computed from the full complex φ = (A/2)e^(−iE_pt+ipx)+(A/2)e^(iE_pt+ipx) of Exercise 2. Using that decomposition, the cross terms between the two plane waves give ρ = A²E_p sin(2E_pt), which oscillates in time between positive and negative values at frequency 2E_p, in sharp contrast to the time-independent ρ of a single plane wave.</w:t>
       </w:r>
     </w:p>
     <w:p>
@@ -3137,70 +3063,7 @@
         <w:t xml:space="preserve"> </w:t>
       </w:r>
       <w:r>
-        <w:t>∂_μj^μ = i∂_μ(φ</w:t>
-      </w:r>
-      <w:r>
-        <w:rPr>
-          <w:i/>
-        </w:rPr>
-        <w:t>∂^μφ) − i∂_μ(φ∂^μφ</w:t>
-      </w:r>
-      <w:r>
-        <w:t>) = i(∂_μφ</w:t>
-      </w:r>
-      <w:r>
-        <w:rPr>
-          <w:i/>
-        </w:rPr>
-        <w:t>)(∂^μφ) + iφ</w:t>
-      </w:r>
-      <w:r>
-        <w:t>□φ − i(∂_μφ)(∂^μφ</w:t>
-      </w:r>
-      <w:r>
-        <w:rPr>
-          <w:i/>
-        </w:rPr>
-        <w:t>) − iφ□φ</w:t>
-      </w:r>
-      <w:r>
-        <w:t>. The first and third terms cancel (they are complex conjugates of each other with opposite sign, or simply identical terms with a relative minus, canceling directly since (∂_μφ</w:t>
-      </w:r>
-      <w:r>
-        <w:rPr>
-          <w:i/>
-        </w:rPr>
-        <w:t>)(∂^μφ) = (∂_μφ)(∂^μφ</w:t>
-      </w:r>
-      <w:r>
-        <w:t>) as both are the same real bilinear). What remains is i(φ</w:t>
-      </w:r>
-      <w:r>
-        <w:rPr>
-          <w:i/>
-        </w:rPr>
-        <w:t>□φ−φ□φ</w:t>
-      </w:r>
-      <w:r>
-        <w:t>) = i(φ</w:t>
-      </w:r>
-      <w:r>
-        <w:rPr>
-          <w:i/>
-        </w:rPr>
-        <w:t>(−m²φ)−φ(−m²φ</w:t>
-      </w:r>
-      <w:r>
-        <w:t>)) = i(−m²φ</w:t>
-      </w:r>
-      <w:r>
-        <w:rPr>
-          <w:i/>
-        </w:rPr>
-        <w:t>φ+m²φφ</w:t>
-      </w:r>
-      <w:r>
-        <w:t>) = 0, using the Klein Gordon equation □φ=−m²φ for both φ and φ*.</w:t>
+        <w:t>∂_μj^μ = i∂_μ(φ*∂^μφ) − i∂_μ(φ∂^μφ*) = i(∂_μφ*)(∂^μφ) + iφ*□φ − i(∂_μφ)(∂^μφ*) − iφ□φ*. The first and third terms cancel (they are complex conjugates of each other with opposite sign, or simply identical terms with a relative minus, canceling directly since (∂_μφ*)(∂^μφ) = (∂_μφ)(∂^μφ*) as both are the same real bilinear). What remains is i(φ*□φ−φ□φ*) = i(φ*(−m²φ)−φ(−m²φ*)) = i(−m²φ*φ+m²φφ*) = 0, using the Klein–Gordon equation □φ=−m²φ for both φ and φ*.</w:t>
       </w:r>
     </w:p>
     <w:p>
@@ -3214,34 +3077,7 @@
         <w:t xml:space="preserve"> </w:t>
       </w:r>
       <w:r>
-        <w:t>j = i(φ</w:t>
-      </w:r>
-      <w:r>
-        <w:rPr>
-          <w:i/>
-        </w:rPr>
-        <w:t>∇φ−φ∇φ</w:t>
-      </w:r>
-      <w:r>
-        <w:t>). With φ=Ne^(−iEt+ip·x), ∇φ=ipφ, so φ</w:t>
-      </w:r>
-      <w:r>
-        <w:rPr>
-          <w:i/>
-        </w:rPr>
-        <w:t>∇φ=ip\|φ\|², and ∇φ</w:t>
-      </w:r>
-      <w:r>
-        <w:t>=−ipφ</w:t>
-      </w:r>
-      <w:r>
-        <w:rPr>
-          <w:i/>
-        </w:rPr>
-        <w:t>, so φ∇φ</w:t>
-      </w:r>
-      <w:r>
-        <w:t>=−ip\|φ\|². Then j = i(ip\|φ\|²−(−ip\|φ\|²)) = i(2ip\|φ\|²) = −2p\|N\|². Comparing signs with ρ=2E_p\|N\|² from Section 3.2 shows the current is properly j = 2p\|N\|² (the same overall sign convention as ρ), so j = 2E_p\|N\|²(p/E_p) = ρv, confirming the nonrelativistic-looking form with v=p/E_p.</w:t>
+        <w:t>j = i(φ*∇φ−φ∇φ*). With φ=Ne^(−iEt+ip·x), ∇φ=ipφ, so φ*∇φ=ip|φ|², and ∇φ*=−ipφ*, so φ∇φ*=−ip|φ|². Then j = i(ip|φ|²−(−ip|φ|²)) = i(2ip|φ|²) = −2p|N|². Comparing signs with ρ=2E_p|N|² from Section 3.2 shows the current is properly j = 2p|N|² (the same overall sign convention as ρ), so j = 2E_p|N|²(p/E_p) = ρv, confirming the nonrelativistic-looking form with v=p/E_p.</w:t>
       </w:r>
     </w:p>
     <w:p>
@@ -3255,7 +3091,7 @@
         <w:t xml:space="preserve"> </w:t>
       </w:r>
       <w:r>
-        <w:t>From ρ=2E_p\|N\|²=1, N = 1/√(2E_p): a common covariant normalization convention for relativistic plane waves, used again in Lesson 45's discussion of external line normalizations.</w:t>
+        <w:t>From ρ=2E_p|N|²=1, N = 1/√(2E_p): a common covariant normalization convention for relativistic plane waves, used again in Lesson 45's discussion of external line normalizations.</w:t>
       </w:r>
     </w:p>
     <w:p>
@@ -3311,7 +3147,7 @@
         <w:t xml:space="preserve"> </w:t>
       </w:r>
       <w:r>
-        <w:t>With kinetic energy E = 0.01m, \|∂_t²ψ\|/(m\|∂_tψ\|) ~ E/m = 0.01, a 1% correction: the nonrelativistic approximation remains reasonably good but is noticeably less accurate than the 2×10⁻⁶ level found for a genuinely slow electron in Worked example 6, illustrating that the approximation degrades gracefully, rather than abruptly, as the particle becomes more relativistic.</w:t>
+        <w:t>With kinetic energy E = 0.01m, |∂_t²ψ|/(m|∂_tψ|) ~ E/m = 0.01, a 1% correction: the nonrelativistic approximation remains reasonably good but is noticeably less accurate than the 2×10⁻⁶ level found for a genuinely slow electron in Worked example 6, illustrating that the approximation degrades gracefully, rather than abruptly, as the particle becomes more relativistic.</w:t>
       </w:r>
     </w:p>
     <w:p>
@@ -3325,25 +3161,7 @@
         <w:t xml:space="preserve"> </w:t>
       </w:r>
       <w:r>
-        <w:t>If φ = Ne^(−i(Et−p·x)) solves the equation with E²=\|p\|²+m², then φ</w:t>
-      </w:r>
-      <w:r>
-        <w:rPr>
-          <w:i/>
-        </w:rPr>
-        <w:t xml:space="preserve"> = N</w:t>
-      </w:r>
-      <w:r>
-        <w:t>e^(i(Et−p·x)) = N</w:t>
-      </w:r>
-      <w:r>
-        <w:rPr>
-          <w:i/>
-        </w:rPr>
-        <w:t>e^(−i(−E)t+ip·x)... rewriting, φ</w:t>
-      </w:r>
-      <w:r>
-        <w:t xml:space="preserve"> has the form of a plane wave with energy −E and the same momentum p, which is again a solution precisely because (−E)²=E²=\|p\|²+m² is unaffected by the sign flip; complex conjugation exchanges the two energy branches for a given p, reflecting the fact that both branches must be present together for the space of solutions to be closed under complex conjugation, itself required for φ to admit real solutions at all (Exercise 14).</w:t>
+        <w:t>If φ = Ne^(−i(Et−p·x)) solves the equation with E²=|p|²+m², then φ* = N*e^(i(Et−p·x)) = N*e^(−i(−E)t+ip·x)... rewriting, φ* has the form of a plane wave with energy −E and the same momentum p, which is again a solution precisely because (−E)²=E²=|p|²+m² is unaffected by the sign flip; complex conjugation exchanges the two energy branches for a given p, reflecting the fact that both branches must be present together for the space of solutions to be closed under complex conjugation, itself required for φ to admit real solutions at all (Exercise 14).</w:t>
       </w:r>
     </w:p>
     <w:p>
@@ -3357,16 +3175,7 @@
         <w:t xml:space="preserve"> </w:t>
       </w:r>
       <w:r>
-        <w:t>ρ(t) = i(φ</w:t>
-      </w:r>
-      <w:r>
-        <w:rPr>
-          <w:i/>
-        </w:rPr>
-        <w:t>∂_tφ−φ∂_tφ</w:t>
-      </w:r>
-      <w:r>
-        <w:t>) with φ = ae^(−iE_pt+ipx)+be^(iE_pt+ipx). Expanding, the non-oscillating terms give 2E_p(\|a\|²−\|b\|²), and the cross terms between the a-mode and b-mode oscillate at frequency 2E_p (the difference between the two modes' individual frequencies, −E_p and +E_p, is 2E_p), giving ρ(t) = 2E_p(\|a\|²−\|b\|²) + [oscillating terms at frequency 2E_p with amplitude proportional to \|a\|\|b\|], generalizing the pure-oscillation result of Exercise 3 (the a=b case) to unequal amplitudes.</w:t>
+        <w:t>ρ(t) = i(φ*∂_tφ−φ∂_tφ*) with φ = ae^(−iE_pt+ipx)+be^(iE_pt+ipx). Expanding, the non-oscillating terms give 2E_p(|a|²−|b|²), and the cross terms between the a-mode and b-mode oscillate at frequency 2E_p (the difference between the two modes' individual frequencies, −E_p and +E_p, is 2E_p), giving ρ(t) = 2E_p(|a|²−|b|²) + [oscillating terms at frequency 2E_p with amplitude proportional to |a||b|], generalizing the pure-oscillation result of Exercise 3 (the a=b case) to unequal amplitudes.</w:t>
       </w:r>
     </w:p>
     <w:p>
@@ -3394,16 +3203,7 @@
         <w:t xml:space="preserve"> </w:t>
       </w:r>
       <w:r>
-        <w:t>If φ=φ</w:t>
-      </w:r>
-      <w:r>
-        <w:rPr>
-          <w:i/>
-        </w:rPr>
-        <w:t>, then φ</w:t>
-      </w:r>
-      <w:r>
-        <w:t>∂^μφ−φ∂^μφ* = φ∂^μφ−φ∂^μφ = 0 identically, so j^μ=i×0=0 for every μ, including ρ=j^0=0 everywhere and always. A vanishing probability density cannot represent any nontrivial particle probability distribution (it would say the particle is nowhere with certainty), so real solutions cannot serve as single-particle probability amplitudes for a charged particle in the sense of Lesson 9.</w:t>
+        <w:t>If φ=φ*, then φ*∂^μφ−φ∂^μφ* = φ∂^μφ−φ∂^μφ = 0 identically, so j^μ=i×0=0 for every μ, including ρ=j^0=0 everywhere and always. A vanishing probability density cannot represent any nontrivial particle probability distribution (it would say the particle is nowhere with certainty), so real solutions cannot serve as single-particle probability amplitudes for a charged particle in the sense of Lesson 9.</w:t>
       </w:r>
     </w:p>
     <w:p>
@@ -3431,12 +3231,12 @@
         <w:t xml:space="preserve"> </w:t>
       </w:r>
       <w:r>
-        <w:t>The three-momentum integration measure d³p transforms nontrivially under a boost (momenta parallel to the boost direction are stretched or compressed, as in the velocity addition and energy transformation formulas of Lesson 3), but the combination d³p/E_p is known (and can be shown, though the full proof uses the four-dimensional delta function δ(p²−m²) restricted to positive energy, a standard but lengthy manipulation) to be invariant under Lorentz transformations, essentially because it is the surviving three-dimensional measure after integrating a manifestly invariant four-dimensional measure d⁴p δ(p²−m²)θ(p⁰) over p⁰. Since ordinary nonrelativistic completeness used δ³(p−p′) with the flat measure d³p, a relativistically sensible completeness relation must instead pair 2E_p with δ³(p−p′) so that the combined object (2E_p)⁻¹ × [2E_pδ³(p−p′)] integrates correctly against the invariant measure d³p/(2E_p): concretely, ⟨p\|p′⟩ = 2E_p(2π)³δ³(p−p′) is the normalization compatible with ∫d³p/((2π)³2E_p) \|p⟩⟨p\| = I, the covariant resolution of the identity used throughout Lesson 45 onward.</w:t>
+        <w:t>The three-momentum integration measure d³p transforms nontrivially under a boost (momenta parallel to the boost direction are stretched or compressed, as in the velocity addition and energy transformation formulas of Lesson 3), but the combination d³p/E_p is known (and can be shown, though the full proof uses the four-dimensional delta function δ(p²−m²) restricted to positive energy, a standard but lengthy manipulation) to be invariant under Lorentz transformations, essentially because it is the surviving three-dimensional measure after integrating a manifestly invariant four-dimensional measure d⁴p δ(p²−m²)θ(p⁰) over p⁰. Since ordinary nonrelativistic completeness used δ³(p−p′) with the flat measure d³p, a relativistically sensible completeness relation must instead pair 2E_p with δ³(p−p′) so that the combined object (2E_p)⁻¹ × [2E_pδ³(p−p′)] integrates correctly against the invariant measure d³p/(2E_p): concretely, ⟨p|p′⟩ = 2E_p(2π)³δ³(p−p′) is the normalization compatible with ∫d³p/((2π)³2E_p) |p⟩⟨p| = I, the covariant resolution of the identity used throughout Lesson 45 onward.</w:t>
       </w:r>
     </w:p>
     <w:p>
       <w:pPr>
-        <w:pStyle w:val="Heading1"/>
+        <w:pStyle w:val="Heading2"/>
       </w:pPr>
       <w:r>
         <w:t>Mastery checklist</w:t>
@@ -3447,7 +3247,7 @@
         <w:pStyle w:val="ListBullet"/>
       </w:pPr>
       <w:r>
-        <w:t>I can derive the Klein Gordon equation from E²=\|p\|²+m² by the same operator substitution used for the Schrodinger equation.</w:t>
+        <w:t>I can derive the Klein–Gordon equation from E²=|p|²+m² by the same operator substitution used for the Schrödinger equation.</w:t>
       </w:r>
     </w:p>
     <w:p>
@@ -3471,7 +3271,7 @@
         <w:pStyle w:val="ListBullet"/>
       </w:pPr>
       <w:r>
-        <w:t>I can construct the Klein Gordon current and show explicitly that its time component can be negative.</w:t>
+        <w:t>I can construct the Klein–Gordon current and show explicitly that its time component can be negative.</w:t>
       </w:r>
     </w:p>
     <w:p>
@@ -3487,7 +3287,7 @@
         <w:pStyle w:val="ListBullet"/>
       </w:pPr>
       <w:r>
-        <w:t>I can recover the free Schrodinger equation from the Klein Gordon equation in the nonrelativistic limit.</w:t>
+        <w:t>I can recover the free Schrödinger equation from the Klein–Gordon equation in the nonrelativistic limit.</w:t>
       </w:r>
     </w:p>
     <w:p>
@@ -3508,7 +3308,7 @@
     </w:p>
     <w:p>
       <w:pPr>
-        <w:pStyle w:val="Heading1"/>
+        <w:pStyle w:val="Heading2"/>
       </w:pPr>
       <w:r>
         <w:t>Next lesson</w:t>
@@ -3516,7 +3316,7 @@
     </w:p>
     <w:p>
       <w:r>
-        <w:t>Lesson 18 examines closely why the Schrodinger equation is not enough and why the Klein Gordon equation's own difficulties are not merely technical, setting up the reasoning that leads Dirac to a first-order equation instead.</w:t>
+        <w:t>Lesson 18 examines closely why the Schrödinger equation is not enough and why the Klein–Gordon equation's own difficulties are not merely technical, setting up the reasoning that leads Dirac to a first-order equation instead.</w:t>
       </w:r>
     </w:p>
     <w:sectPr>
